--- a/output/docx/ENG5105_Additional_Component_Purchase_BoM.docx
+++ b/output/docx/ENG5105_Additional_Component_Purchase_BoM.docx
@@ -84,7 +84,7 @@
           <w:color w:val="1F2937"/>
           <w:sz w:val="18"/>
         </w:rPr>
-        <w:t>Purchase approval required</w:t>
+        <w:t>Approved; not yet ordered</w:t>
       </w:r>
     </w:p>
     <w:p>
@@ -123,7 +123,7 @@
           <w:color w:val="17365D"/>
           <w:sz w:val="21"/>
         </w:rPr>
-        <w:t>Estimated request: A$277.15-A$384.15 (excluding GST and shipping)</w:t>
+        <w:t>Estimated request: A$297.45-A$392.45 (including GST, excluding shipping)</w:t>
       </w:r>
     </w:p>
     <w:p>
@@ -432,6 +432,20 @@
               </w:rPr>
               <w:t>Raspberry Pi approved reseller / Core Electronics</w:t>
             </w:r>
+            <w:r>
+              <w:br/>
+            </w:r>
+            <w:hyperlink r:id="rIdBuyCE09593">
+              <w:r>
+                <w:rPr>
+                  <w:color w:val="0563C1"/>
+                  <w:u w:val="single"/>
+                  <w:sz w:val="16"/>
+                  <w:szCs w:val="16"/>
+                </w:rPr>
+                <w:t xml:space="preserve">CE09593</w:t>
+              </w:r>
+            </w:hyperlink>
           </w:p>
         </w:tc>
         <w:tc>
@@ -623,6 +637,20 @@
               </w:rPr>
               <w:t>Core Electronics or equivalent</w:t>
             </w:r>
+            <w:r>
+              <w:br/>
+            </w:r>
+            <w:hyperlink r:id="rIdBuyCE06937">
+              <w:r>
+                <w:rPr>
+                  <w:color w:val="0563C1"/>
+                  <w:u w:val="single"/>
+                  <w:sz w:val="16"/>
+                  <w:szCs w:val="16"/>
+                </w:rPr>
+                <w:t xml:space="preserve">CE06937</w:t>
+              </w:r>
+            </w:hyperlink>
           </w:p>
         </w:tc>
         <w:tc>
@@ -677,7 +705,7 @@
                 <w:color w:val="1F2937"/>
                 <w:sz w:val="16"/>
               </w:rPr>
-              <w:t>A$43.60 or requote</w:t>
+              <w:t>A$43.60</w:t>
             </w:r>
           </w:p>
         </w:tc>
@@ -815,6 +843,20 @@
               </w:rPr>
               <w:t>Core Electronics, RS or equivalent</w:t>
             </w:r>
+            <w:r>
+              <w:br/>
+            </w:r>
+            <w:hyperlink r:id="rIdBuySEN0230">
+              <w:r>
+                <w:rPr>
+                  <w:color w:val="0563C1"/>
+                  <w:u w:val="single"/>
+                  <w:sz w:val="16"/>
+                  <w:szCs w:val="16"/>
+                </w:rPr>
+                <w:t xml:space="preserve">SEN0230</w:t>
+              </w:r>
+            </w:hyperlink>
           </w:p>
         </w:tc>
         <w:tc>
@@ -867,7 +909,7 @@
                 <w:color w:val="1F2937"/>
                 <w:sz w:val="16"/>
               </w:rPr>
-              <w:t>A$41.00-A$43.00</w:t>
+              <w:t>A$41.30</w:t>
             </w:r>
           </w:p>
         </w:tc>
@@ -977,7 +1019,7 @@
                 <w:color w:val="1F2937"/>
                 <w:sz w:val="16"/>
               </w:rPr>
-              <w:t>Diffuse and low-angle LED lighting</w:t>
+              <w:t>LED desk lamp</w:t>
             </w:r>
           </w:p>
         </w:tc>
@@ -1004,7 +1046,7 @@
                 <w:color w:val="1F2937"/>
                 <w:sz w:val="16"/>
               </w:rPr>
-              <w:t>RS, element14 or equivalent</w:t>
+              <w:t>Existing laboratory equipment</w:t>
             </w:r>
           </w:p>
         </w:tc>
@@ -1060,7 +1102,7 @@
                 <w:color w:val="1F2937"/>
                 <w:sz w:val="16"/>
               </w:rPr>
-              <w:t>A$30.00-A$60.00</w:t>
+              <w:t>A$0.00</w:t>
             </w:r>
           </w:p>
         </w:tc>
@@ -1088,7 +1130,7 @@
                 <w:color w:val="1F2937"/>
                 <w:sz w:val="16"/>
               </w:rPr>
-              <w:t>Essential</w:t>
+              <w:t>Already held</w:t>
             </w:r>
           </w:p>
         </w:tc>
@@ -1115,7 +1157,7 @@
                 <w:color w:val="1F2937"/>
                 <w:sz w:val="16"/>
               </w:rPr>
-              <w:t>Provides stable illumination for surface-defect contrast.</w:t>
+              <w:t>Provides interim illumination of the inspection area; already held, so not requested.</w:t>
             </w:r>
           </w:p>
         </w:tc>
@@ -1170,7 +1212,7 @@
                 <w:color w:val="1F2937"/>
                 <w:sz w:val="16"/>
               </w:rPr>
-              <w:t>12 V supply, 5 V buck converter, MOSFET, fuse and connectors</w:t>
+              <w:t>Enclosed 12 V DC supply with screw terminals, 5 V buck converter, MOSFET drivers, fuse and connectors</w:t>
             </w:r>
           </w:p>
         </w:tc>
@@ -1196,7 +1238,7 @@
                 <w:color w:val="1F2937"/>
                 <w:sz w:val="16"/>
               </w:rPr>
-              <w:t>RS, element14 or equivalent</w:t>
+              <w:t>Australian electronics retailer</w:t>
             </w:r>
           </w:p>
         </w:tc>
@@ -1250,7 +1292,7 @@
                 <w:color w:val="1F2937"/>
                 <w:sz w:val="16"/>
               </w:rPr>
-              <w:t>A$30.00-A$50.00</w:t>
+              <w:t>A$80.00-A$120.00</w:t>
             </w:r>
           </w:p>
         </w:tc>
@@ -1303,7 +1345,7 @@
                 <w:color w:val="1F2937"/>
                 <w:sz w:val="16"/>
               </w:rPr>
-              <w:t>Provides protected auxiliary power for lighting and actuators.</w:t>
+              <w:t>Provides protected auxiliary power for the camera node, analogue chain, encoder and actuator branches.</w:t>
             </w:r>
           </w:p>
         </w:tc>
@@ -1471,7 +1513,7 @@
                 <w:color w:val="1F2937"/>
                 <w:sz w:val="16"/>
               </w:rPr>
-              <w:t>Recommended</w:t>
+              <w:t>Essential</w:t>
             </w:r>
           </w:p>
         </w:tc>
@@ -1660,7 +1702,7 @@
                 <w:color w:val="1F2937"/>
                 <w:sz w:val="16"/>
               </w:rPr>
-              <w:t>Optional</w:t>
+              <w:t>Essential</w:t>
             </w:r>
           </w:p>
         </w:tc>
@@ -1803,7 +1845,7 @@
                 <w:color w:val="1F2937"/>
                 <w:sz w:val="17"/>
               </w:rPr>
-              <w:t>Essential components</w:t>
+              <w:t>Supplier-verified prices (items 1-3)</w:t>
             </w:r>
           </w:p>
         </w:tc>
@@ -1830,7 +1872,7 @@
                 <w:color w:val="1F2937"/>
                 <w:sz w:val="17"/>
               </w:rPr>
-              <w:t>A$237.15-A$289.15</w:t>
+              <w:t>A$177.45</w:t>
             </w:r>
           </w:p>
         </w:tc>
@@ -1858,7 +1900,7 @@
                 <w:color w:val="1F2937"/>
                 <w:sz w:val="17"/>
               </w:rPr>
-              <w:t>Recommended and optional components</w:t>
+              <w:t>Planning allowances (items 5, 6 and 7)</w:t>
             </w:r>
           </w:p>
         </w:tc>
@@ -1885,7 +1927,7 @@
                 <w:color w:val="1F2937"/>
                 <w:sz w:val="17"/>
               </w:rPr>
-              <w:t>A$40.00-A$95.00</w:t>
+              <w:t>A$120.00-A$215.00</w:t>
             </w:r>
           </w:p>
         </w:tc>
@@ -1942,7 +1984,7 @@
                 <w:color w:val="17365D"/>
                 <w:sz w:val="17"/>
               </w:rPr>
-              <w:t>A$277.15-A$384.15</w:t>
+              <w:t>A$297.45-A$392.45</w:t>
             </w:r>
           </w:p>
         </w:tc>
@@ -1976,7 +2018,7 @@
           <w:color w:val="1F2937"/>
           <w:sz w:val="17"/>
         </w:rPr>
-        <w:t>Planning estimates dated 29 July 2026; supplier prices and stock should be reverified before submission.</w:t>
+        <w:t>Items 1-3 carry supplier-verified prices accessed 15 August 2026. Items 5-7 are team planning allowances with provisional ratings and prices, to be quoted from Australian suppliers. Stock and delivered lead time must be re-established at the point of order.</w:t>
       </w:r>
     </w:p>
     <w:p>
@@ -1999,7 +2041,7 @@
           <w:color w:val="1F2937"/>
           <w:sz w:val="17"/>
         </w:rPr>
-        <w:t>GST and shipping are excluded unless stated by the supplier.</w:t>
+        <w:t>Listed prices include GST. Shipping is excluded. Item 4 is laboratory equipment already held, so no purchase is requested for it.</w:t>
       </w:r>
     </w:p>
     <w:p>
@@ -2022,7 +2064,7 @@
           <w:color w:val="1F2937"/>
           <w:sz w:val="17"/>
         </w:rPr>
-        <w:t>Approve the camera, lens, lighting and protected auxiliary power first; purchase the encoder next.</w:t>
+        <w:t>Items 1-3 and 5-7 are required by the design and are requested together; item 4 is already held. Item 7 is purchased with the build; its physical output stays inhibited until the G5 validation gate is passed.</w:t>
       </w:r>
     </w:p>
     <w:p>
